--- a/reports/r0110.docx
+++ b/reports/r0110.docx
@@ -45,7 +45,7 @@
           <w:color w:val="000000"/>
           <w:sz w:val="21"/>
         </w:rPr>
-        <w:t>■ 佛山经济总量列广东省第三位，人均GDP约—万元、人均经济实力居省内中游，经济增速由5.06%回落至0.20%、有所放缓；固定资产投资连续负增长（最新-16.00%），经济动能仍有待修复。【待补充：佛山市的行政与战略定位、支柱产业及龙头企业（数据库未覆盖，需人工补充）】</w:t>
+        <w:t>■ 佛山作为广东省下辖地级市，经济总量列广东省第三位，人均经济实力居省内中游，经济增速由5.06%回落至0.20%、有所放缓；固定资产投资连续负增长（最新-16.00%），经济动能仍有待修复。</w:t>
       </w:r>
     </w:p>
     <w:p>
@@ -75,7 +75,7 @@
           <w:color w:val="000000"/>
           <w:sz w:val="21"/>
         </w:rPr>
-        <w:t>产业结构方面，2025年佛山市三次产业结构为1.9:49.6:48.5。【待补充：支柱产业、主要龙头企业、对外贸易等定性描述（数据库未覆盖）】</w:t>
+        <w:t>产业结构方面，2025年佛山市三次产业结构为1.9:49.6:48.5，以家电、陶瓷、家具、装备制造等传统优势制造业为支柱，聚集美的集团、海天味业等龙头企业，民营经济发达。</w:t>
       </w:r>
     </w:p>
     <w:p>
